--- a/رابط البوابة الالكترونية لوحدة شؤون الطلبة.docx
+++ b/رابط البوابة الالكترونية لوحدة شؤون الطلبة.docx
@@ -22,69 +22,14 @@
           <w:rtl/>
         </w:rPr>
       </w:pPr>
-      <w:r>
-        <w:rPr>
-          <w:rFonts w:hint="cs"/>
-          <w:rtl/>
-        </w:rPr>
-        <w:t>لتقديم العذر عن التغيب عن فعالية أكاديمية</w:t>
-      </w:r>
-    </w:p>
-    <w:p>
-      <w:pPr>
-        <w:rPr>
-          <w:rtl/>
-        </w:rPr>
-      </w:pPr>
-      <w:r>
-        <w:rPr>
-          <w:rFonts w:hint="cs"/>
-          <w:rtl/>
-        </w:rPr>
-        <w:t>لتقديم تظلم على نتائج الاختبار</w:t>
-      </w:r>
-    </w:p>
-    <w:p>
-      <w:pPr>
-        <w:rPr>
-          <w:rtl/>
-        </w:rPr>
-      </w:pPr>
-      <w:r>
-        <w:rPr>
-          <w:rFonts w:hint="cs"/>
-          <w:rtl/>
-        </w:rPr>
-        <w:t>لطلب المشاركة أو تنظيم نشاط طلابي</w:t>
-      </w:r>
-    </w:p>
-    <w:p>
-      <w:pPr>
-        <w:rPr>
-          <w:rtl/>
-        </w:rPr>
-      </w:pPr>
-      <w:r>
-        <w:rPr>
-          <w:rFonts w:hint="cs"/>
-          <w:rtl/>
-        </w:rPr>
-        <w:t>لتقديم شكوى</w:t>
-      </w:r>
-    </w:p>
-    <w:p>
-      <w:pPr>
-        <w:rPr>
-          <w:rtl/>
-        </w:rPr>
-      </w:pPr>
-      <w:r>
-        <w:rPr>
-          <w:rFonts w:hint="cs"/>
-          <w:rtl/>
-        </w:rPr>
-        <w:t>للمشاركة في الأندية الطلابية</w:t>
-      </w:r>
+      <w:hyperlink r:id="rId4" w:history="1">
+        <w:r>
+          <w:rPr>
+            <w:rStyle w:val="Hyperlink"/>
+          </w:rPr>
+          <w:t>https://forms.office.com/r/ndRAerPQ6h</w:t>
+        </w:r>
+      </w:hyperlink>
     </w:p>
     <w:p>
       <w:pPr>
@@ -101,7 +46,257 @@
           <w:rtl/>
         </w:rPr>
       </w:pPr>
-      <w:hyperlink r:id="rId4" w:history="1">
+      <w:r>
+        <w:rPr>
+          <w:rFonts w:hint="cs"/>
+          <w:rtl/>
+        </w:rPr>
+        <w:t>رابط تقديم التظلم والاعذار والأنشطة</w:t>
+      </w:r>
+    </w:p>
+    <w:p>
+      <w:pPr>
+        <w:rPr>
+          <w:rtl/>
+        </w:rPr>
+      </w:pPr>
+      <w:hyperlink r:id="rId5" w:history="1">
+        <w:r>
+          <w:rPr>
+            <w:rStyle w:val="Hyperlink"/>
+          </w:rPr>
+          <w:t>https://forms.office.com/r/ndRAerPQ6h</w:t>
+        </w:r>
+      </w:hyperlink>
+    </w:p>
+    <w:p>
+      <w:pPr>
+        <w:rPr>
+          <w:rtl/>
+        </w:rPr>
+      </w:pPr>
+    </w:p>
+    <w:p>
+      <w:pPr>
+        <w:rPr>
+          <w:rtl/>
+        </w:rPr>
+      </w:pPr>
+      <w:r>
+        <w:rPr>
+          <w:rFonts w:hint="cs"/>
+          <w:rtl/>
+        </w:rPr>
+        <w:t>لتقديم العذر عن التغيب عن فعالية أكاديمية</w:t>
+      </w:r>
+      <w:r>
+        <w:rPr>
+          <w:rFonts w:hint="cs"/>
+          <w:rtl/>
+        </w:rPr>
+        <w:t xml:space="preserve"> من خلال الرابط التالي</w:t>
+      </w:r>
+    </w:p>
+    <w:p>
+      <w:pPr>
+        <w:rPr>
+          <w:rtl/>
+        </w:rPr>
+      </w:pPr>
+      <w:hyperlink r:id="rId6" w:history="1">
+        <w:r>
+          <w:rPr>
+            <w:rStyle w:val="Hyperlink"/>
+          </w:rPr>
+          <w:t>https://forms.office.com/r/ndRAerPQ6h</w:t>
+        </w:r>
+      </w:hyperlink>
+    </w:p>
+    <w:p>
+      <w:pPr>
+        <w:rPr>
+          <w:rtl/>
+        </w:rPr>
+      </w:pPr>
+    </w:p>
+    <w:p>
+      <w:pPr>
+        <w:rPr>
+          <w:rtl/>
+        </w:rPr>
+      </w:pPr>
+      <w:r>
+        <w:rPr>
+          <w:rFonts w:hint="cs"/>
+          <w:rtl/>
+        </w:rPr>
+        <w:t>لتقديم تظلم على نتائج الاختبار</w:t>
+      </w:r>
+      <w:r>
+        <w:rPr>
+          <w:rFonts w:hint="cs"/>
+          <w:rtl/>
+        </w:rPr>
+        <w:t>من خلال الرابط التالي</w:t>
+      </w:r>
+    </w:p>
+    <w:p>
+      <w:pPr>
+        <w:rPr>
+          <w:rtl/>
+        </w:rPr>
+      </w:pPr>
+      <w:hyperlink r:id="rId7" w:history="1">
+        <w:r>
+          <w:rPr>
+            <w:rStyle w:val="Hyperlink"/>
+          </w:rPr>
+          <w:t>https://forms.office.com/r/ndRAerPQ6h</w:t>
+        </w:r>
+      </w:hyperlink>
+    </w:p>
+    <w:p>
+      <w:pPr>
+        <w:rPr>
+          <w:rtl/>
+        </w:rPr>
+      </w:pPr>
+    </w:p>
+    <w:p>
+      <w:pPr>
+        <w:rPr>
+          <w:rtl/>
+        </w:rPr>
+      </w:pPr>
+      <w:r>
+        <w:rPr>
+          <w:rFonts w:hint="cs"/>
+          <w:rtl/>
+        </w:rPr>
+        <w:t>لطلب المشاركة أو تنظيم نشاط طلابي</w:t>
+      </w:r>
+    </w:p>
+    <w:p>
+      <w:pPr>
+        <w:rPr>
+          <w:rtl/>
+        </w:rPr>
+      </w:pPr>
+      <w:hyperlink r:id="rId8" w:history="1">
+        <w:r>
+          <w:rPr>
+            <w:rStyle w:val="Hyperlink"/>
+          </w:rPr>
+          <w:t>https://forms.office.com/r/ndRAerPQ6h</w:t>
+        </w:r>
+      </w:hyperlink>
+    </w:p>
+    <w:p>
+      <w:pPr>
+        <w:rPr>
+          <w:rtl/>
+        </w:rPr>
+      </w:pPr>
+    </w:p>
+    <w:p>
+      <w:pPr>
+        <w:rPr>
+          <w:rtl/>
+        </w:rPr>
+      </w:pPr>
+      <w:r>
+        <w:rPr>
+          <w:rFonts w:hint="cs"/>
+          <w:rtl/>
+        </w:rPr>
+        <w:t>لتقديم شكوى</w:t>
+      </w:r>
+      <w:r>
+        <w:rPr>
+          <w:rFonts w:hint="cs"/>
+          <w:rtl/>
+        </w:rPr>
+        <w:t xml:space="preserve"> </w:t>
+      </w:r>
+      <w:r>
+        <w:rPr>
+          <w:rFonts w:hint="cs"/>
+          <w:rtl/>
+        </w:rPr>
+        <w:t>من خلال الرابط التالي</w:t>
+      </w:r>
+    </w:p>
+    <w:p>
+      <w:pPr>
+        <w:rPr>
+          <w:rtl/>
+        </w:rPr>
+      </w:pPr>
+      <w:hyperlink r:id="rId9" w:history="1">
+        <w:r>
+          <w:rPr>
+            <w:rStyle w:val="Hyperlink"/>
+          </w:rPr>
+          <w:t>https://forms.office.com/r/ndRAerPQ6h</w:t>
+        </w:r>
+      </w:hyperlink>
+    </w:p>
+    <w:p>
+      <w:pPr>
+        <w:rPr>
+          <w:rtl/>
+        </w:rPr>
+      </w:pPr>
+    </w:p>
+    <w:p>
+      <w:pPr>
+        <w:rPr>
+          <w:rtl/>
+        </w:rPr>
+      </w:pPr>
+      <w:r>
+        <w:rPr>
+          <w:rFonts w:hint="cs"/>
+          <w:rtl/>
+        </w:rPr>
+        <w:t>للمشاركة في الأندية الطلابية</w:t>
+      </w:r>
+      <w:r>
+        <w:rPr>
+          <w:rFonts w:hint="cs"/>
+          <w:rtl/>
+        </w:rPr>
+        <w:t xml:space="preserve"> </w:t>
+      </w:r>
+      <w:r>
+        <w:rPr>
+          <w:rFonts w:hint="cs"/>
+          <w:rtl/>
+        </w:rPr>
+        <w:t>من خلال الرابط التالي</w:t>
+      </w:r>
+      <w:r>
+        <w:rPr>
+          <w:rFonts w:hint="cs"/>
+          <w:rtl/>
+        </w:rPr>
+        <w:t xml:space="preserve"> </w:t>
+      </w:r>
+    </w:p>
+    <w:p>
+      <w:pPr>
+        <w:rPr>
+          <w:rtl/>
+        </w:rPr>
+      </w:pPr>
+    </w:p>
+    <w:p>
+      <w:pPr>
+        <w:rPr>
+          <w:rtl/>
+        </w:rPr>
+      </w:pPr>
+      <w:hyperlink r:id="rId10" w:history="1">
         <w:r>
           <w:rPr>
             <w:rStyle w:val="Hyperlink"/>
